--- a/公用/天信文档skill/assets/tianxin-gongwen.docx
+++ b/公用/天信文档skill/assets/tianxin-gongwen.docx
@@ -5,6 +5,7 @@
     <w:sectPr>
       <w:headerReference w:type="default" r:id="rId9"/>
       <w:footerReference w:type="default" r:id="rId10"/>
+      <w:footerReference w:type="even" r:id="rId11"/>
       <w:pgSz w:w="11906" w:h="16838"/>
       <w:pgMar w:top="2098" w:right="1474" w:bottom="1984" w:left="1587" w:header="680" w:footer="680" w:gutter="0"/>
       <w:cols w:space="720"/>
@@ -19,22 +20,22 @@
   <w:p>
     <w:pPr>
       <w:pStyle w:val="Footer"/>
-      <w:jc w:val="center"/>
+      <w:jc w:val="right"/>
     </w:pPr>
     <w:r/>
     <w:r>
       <w:rPr>
         <w:rFonts w:ascii="Times New Roman" w:hAnsi="Times New Roman" w:eastAsia="宋体" w:cs="Times New Roman"/>
-        <w:color w:val="525252"/>
-        <w:sz w:val="16"/>
+        <w:color w:val="000000"/>
+        <w:sz w:val="28"/>
       </w:rPr>
       <w:t xml:space="preserve">— </w:t>
     </w:r>
     <w:r>
       <w:rPr>
         <w:rFonts w:ascii="Times New Roman" w:hAnsi="Times New Roman" w:eastAsia="宋体" w:cs="Times New Roman"/>
-        <w:color w:val="525252"/>
-        <w:sz w:val="16"/>
+        <w:color w:val="000000"/>
+        <w:sz w:val="28"/>
       </w:rPr>
       <w:fldChar w:fldCharType="begin"/>
       <w:instrText xml:space="preserve"> PAGE </w:instrText>
@@ -45,8 +46,48 @@
     <w:r>
       <w:rPr>
         <w:rFonts w:ascii="Times New Roman" w:hAnsi="Times New Roman" w:eastAsia="宋体" w:cs="Times New Roman"/>
-        <w:color w:val="525252"/>
-        <w:sz w:val="16"/>
+        <w:color w:val="000000"/>
+        <w:sz w:val="28"/>
+      </w:rPr>
+      <w:t xml:space="preserve"> —</w:t>
+    </w:r>
+  </w:p>
+</w:ftr>
+</file>
+
+<file path=word/footer2.xml><?xml version="1.0" encoding="utf-8"?>
+<w:ftr xmlns:m="http://schemas.openxmlformats.org/officeDocument/2006/math" xmlns:mc="http://schemas.openxmlformats.org/markup-compatibility/2006" xmlns:mo="http://schemas.microsoft.com/office/mac/office/2008/main" xmlns:mv="urn:schemas-microsoft-com:mac:vml" xmlns:o="urn:schemas-microsoft-com:office:office" xmlns:r="http://schemas.openxmlformats.org/officeDocument/2006/relationships" xmlns:v="urn:schemas-microsoft-com:vml" xmlns:w10="urn:schemas-microsoft-com:office:word" xmlns:w14="http://schemas.microsoft.com/office/word/2010/wordml" xmlns:w="http://schemas.openxmlformats.org/wordprocessingml/2006/main" xmlns:wne="http://schemas.microsoft.com/office/word/2006/wordml" xmlns:wp14="http://schemas.microsoft.com/office/word/2010/wordprocessingDrawing" xmlns:wp="http://schemas.openxmlformats.org/drawingml/2006/wordprocessingDrawing" xmlns:wpc="http://schemas.microsoft.com/office/word/2010/wordprocessingCanvas" xmlns:wpg="http://schemas.microsoft.com/office/word/2010/wordprocessingGroup" xmlns:wpi="http://schemas.microsoft.com/office/word/2010/wordprocessingInk" xmlns:wps="http://schemas.microsoft.com/office/word/2010/wordprocessingShape" mc:Ignorable="w14 wp14">
+  <w:p>
+    <w:pPr>
+      <w:pStyle w:val="Footer"/>
+      <w:jc w:val="left"/>
+    </w:pPr>
+    <w:r/>
+    <w:r>
+      <w:rPr>
+        <w:rFonts w:ascii="Times New Roman" w:hAnsi="Times New Roman" w:eastAsia="宋体" w:cs="Times New Roman"/>
+        <w:color w:val="000000"/>
+        <w:sz w:val="28"/>
+      </w:rPr>
+      <w:t xml:space="preserve">— </w:t>
+    </w:r>
+    <w:r>
+      <w:rPr>
+        <w:rFonts w:ascii="Times New Roman" w:hAnsi="Times New Roman" w:eastAsia="宋体" w:cs="Times New Roman"/>
+        <w:color w:val="000000"/>
+        <w:sz w:val="28"/>
+      </w:rPr>
+      <w:fldChar w:fldCharType="begin"/>
+      <w:instrText xml:space="preserve"> PAGE </w:instrText>
+      <w:fldChar w:fldCharType="separate"/>
+      <w:t>1</w:t>
+      <w:fldChar w:fldCharType="end"/>
+    </w:r>
+    <w:r>
+      <w:rPr>
+        <w:rFonts w:ascii="Times New Roman" w:hAnsi="Times New Roman" w:eastAsia="宋体" w:cs="Times New Roman"/>
+        <w:color w:val="000000"/>
+        <w:sz w:val="28"/>
       </w:rPr>
       <w:t xml:space="preserve"> —</w:t>
     </w:r>
@@ -59,63 +100,9 @@
   <w:p>
     <w:pPr>
       <w:pStyle w:val="Header"/>
-      <w:pBdr>
-        <w:bottom w:val="single" w:sz="4" w:space="4" w:color="1D3A5E"/>
-      </w:pBdr>
-      <w:tabs>
-        <w:tab w:pos="8844" w:val="right"/>
-      </w:tabs>
       <w:spacing w:before="0" w:after="120" w:line="240" w:lineRule="auto"/>
     </w:pPr>
     <w:r/>
-    <w:r>
-      <w:drawing>
-        <wp:inline xmlns:a="http://schemas.openxmlformats.org/drawingml/2006/main" xmlns:pic="http://schemas.openxmlformats.org/drawingml/2006/picture">
-          <wp:extent cx="1440000" cy="250726"/>
-          <wp:docPr id="1" name="Picture 1"/>
-          <wp:cNvGraphicFramePr>
-            <a:graphicFrameLocks noChangeAspect="1"/>
-          </wp:cNvGraphicFramePr>
-          <a:graphic>
-            <a:graphicData uri="http://schemas.openxmlformats.org/drawingml/2006/picture">
-              <pic:pic>
-                <pic:nvPicPr>
-                  <pic:cNvPr id="0" name="logo-horizontal-color.png"/>
-                  <pic:cNvPicPr/>
-                </pic:nvPicPr>
-                <pic:blipFill>
-                  <a:blip r:embed="rId1"/>
-                  <a:stretch>
-                    <a:fillRect/>
-                  </a:stretch>
-                </pic:blipFill>
-                <pic:spPr>
-                  <a:xfrm>
-                    <a:off x="0" y="0"/>
-                    <a:ext cx="1440000" cy="250726"/>
-                  </a:xfrm>
-                  <a:prstGeom prst="rect"/>
-                </pic:spPr>
-              </pic:pic>
-            </a:graphicData>
-          </a:graphic>
-        </wp:inline>
-      </w:drawing>
-    </w:r>
-    <w:r>
-      <w:rPr>
-        <w:sz w:val="16"/>
-      </w:rPr>
-      <w:tab/>
-    </w:r>
-    <w:r>
-      <w:rPr>
-        <w:rFonts w:ascii="Times New Roman" w:hAnsi="Times New Roman" w:eastAsia="宋体" w:cs="Times New Roman"/>
-        <w:color w:val="525252"/>
-        <w:sz w:val="16"/>
-      </w:rPr>
-      <w:t>天信咨字〔2026〕第 000 号</w:t>
-    </w:r>
   </w:p>
 </w:hdr>
 </file>
@@ -551,7 +538,8 @@
     <w:pPr>
       <w:keepNext/>
       <w:keepLines/>
-      <w:spacing w:before="0" w:after="0" w:line="324" w:lineRule="auto"/>
+      <w:spacing w:before="0" w:after="0" w:line="560" w:lineRule="exact"/>
+      <w:ind w:firstLineChars="200" w:firstLine="640"/>
       <w:jc w:val="left"/>
       <w:outlineLvl w:val="0"/>
     </w:pPr>
@@ -577,12 +565,13 @@
     <w:pPr>
       <w:keepNext/>
       <w:keepLines/>
-      <w:spacing w:before="0" w:after="0" w:line="324" w:lineRule="auto"/>
+      <w:spacing w:before="0" w:after="0" w:line="560" w:lineRule="exact"/>
+      <w:ind w:firstLineChars="200" w:firstLine="640"/>
       <w:jc w:val="left"/>
       <w:outlineLvl w:val="1"/>
     </w:pPr>
     <w:rPr>
-      <w:rFonts w:asciiTheme="majorHAnsi" w:eastAsiaTheme="majorEastAsia" w:hAnsiTheme="majorHAnsi" w:cstheme="majorBidi" w:ascii="Times New Roman" w:hAnsi="Times New Roman" w:eastAsia="楷体_GB2312" w:cs="Times New Roman"/>
+      <w:rFonts w:asciiTheme="majorHAnsi" w:eastAsiaTheme="majorEastAsia" w:hAnsiTheme="majorHAnsi" w:cstheme="majorBidi" w:ascii="Times New Roman" w:hAnsi="Times New Roman" w:eastAsia="楷体" w:cs="Times New Roman"/>
       <w:b w:val="0"/>
       <w:bCs/>
       <w:i w:val="0"/>
@@ -603,7 +592,8 @@
     <w:pPr>
       <w:keepNext/>
       <w:keepLines/>
-      <w:spacing w:before="0" w:after="0" w:line="324" w:lineRule="auto"/>
+      <w:spacing w:before="0" w:after="0" w:line="560" w:lineRule="exact"/>
+      <w:ind w:firstLineChars="200" w:firstLine="640"/>
       <w:jc w:val="left"/>
       <w:outlineLvl w:val="2"/>
     </w:pPr>
@@ -847,15 +837,15 @@
       <w:pBdr>
         <w:bottom w:val="single" w:sz="8" w:space="4" w:color="4F81BD" w:themeColor="accent1"/>
       </w:pBdr>
-      <w:spacing w:after="360" w:line="312" w:lineRule="auto" w:before="0"/>
+      <w:spacing w:after="560" w:line="560" w:lineRule="exact" w:before="0"/>
       <w:contextualSpacing/>
-      <w:jc w:val="left"/>
+      <w:jc w:val="center"/>
     </w:pPr>
     <w:rPr>
       <w:rFonts w:asciiTheme="majorHAnsi" w:eastAsiaTheme="majorEastAsia" w:hAnsiTheme="majorHAnsi" w:cstheme="majorBidi" w:ascii="Times New Roman" w:hAnsi="Times New Roman" w:eastAsia="方正小标宋简体" w:cs="Times New Roman"/>
       <w:b w:val="0"/>
       <w:i w:val="0"/>
-      <w:color w:val="1D3A5E"/>
+      <w:color w:val="000000"/>
       <w:spacing w:val="5"/>
       <w:kern w:val="28"/>
       <w:sz w:val="44"/>
@@ -12192,8 +12182,8 @@
     <w:name w:val="天信图注"/>
     <w:basedOn w:val="Normal"/>
     <w:pPr>
-      <w:spacing w:before="60" w:after="200" w:line="336" w:lineRule="auto"/>
-      <w:jc w:val="left"/>
+      <w:spacing w:before="0" w:after="0" w:line="560" w:lineRule="exact"/>
+      <w:jc w:val="center"/>
     </w:pPr>
     <w:rPr>
       <w:rFonts w:ascii="Times New Roman" w:hAnsi="Times New Roman" w:eastAsia="仿宋_GB2312" w:cs="Times New Roman"/>
@@ -12207,14 +12197,14 @@
     <w:name w:val="天信来源"/>
     <w:basedOn w:val="Normal"/>
     <w:pPr>
-      <w:spacing w:before="0" w:after="200" w:line="336" w:lineRule="auto"/>
-      <w:jc w:val="left"/>
+      <w:spacing w:before="0" w:after="0" w:line="560" w:lineRule="exact"/>
+      <w:jc w:val="center"/>
     </w:pPr>
     <w:rPr>
       <w:rFonts w:ascii="Times New Roman" w:hAnsi="Times New Roman" w:eastAsia="仿宋_GB2312" w:cs="Times New Roman"/>
       <w:b w:val="0"/>
       <w:i w:val="0"/>
-      <w:color w:val="525252"/>
+      <w:color w:val="161616"/>
       <w:sz w:val="28"/>
     </w:rPr>
   </w:style>
@@ -12223,14 +12213,14 @@
     <w:basedOn w:val="Normal"/>
     <w:pPr>
       <w:keepNext/>
-      <w:spacing w:before="160" w:after="80" w:line="336" w:lineRule="auto"/>
-      <w:jc w:val="left"/>
+      <w:spacing w:before="0" w:after="0" w:line="560" w:lineRule="exact"/>
+      <w:jc w:val="center"/>
     </w:pPr>
     <w:rPr>
       <w:rFonts w:ascii="Times New Roman" w:hAnsi="Times New Roman" w:eastAsia="仿宋_GB2312" w:cs="Times New Roman"/>
-      <w:b/>
+      <w:b w:val="0"/>
       <w:i w:val="0"/>
-      <w:color w:val="1D3A5E"/>
+      <w:color w:val="161616"/>
       <w:sz w:val="28"/>
     </w:rPr>
   </w:style>
